--- a/thesis/CHPT4.docx
+++ b/thesis/CHPT4.docx
@@ -33,7 +33,7 @@
     </w:p>
     <w:p>
       <w:r>
-        <w:t>The explanation intervention is narrow and controlled. No-RAG and Rule-RAG explain the same locked recommendation for the same case and generator. Both receive common context A. Rule-RAG alone receives the exact five-rule reranking trace B. The experiment therefore measures the effect of making stored decision evidence available during generation, rather than comparing explanations of different recommendations.</w:t>
+        <w:t>The explanation intervention is narrow and controlled. No-RAG and Rule-RAG explain the same locked recommendation for the same case and generator. Both receive common context A. Rule-RAG alone receives the complete retained reranking trace B. The experiment therefore measures the effect of making stored decision evidence available during generation, rather than comparing explanations of different recommendations.</w:t>
       </w:r>
     </w:p>
     <w:p>
@@ -51,7 +51,7 @@
     </w:p>
     <w:p>
       <w:r>
-        <w:t>Validation-only grids fixed the operational point: image/text fusion of 0.40/0.60, CLIP/evidence reranking of 0.75/0.25, and five retrieved rules per candidate. These checks are not pooled with confirmatory results. Crucially, the five rules saved during reranking are the same records supplied as Rule-RAG evidence. No separate explanation-time retrieval occurred.</w:t>
+        <w:t>Validation-only grids fixed the operational point: image/text fusion of 0.40/0.60, CLIP/evidence reranking of 0.75/0.25, and a maximum of five eligible rules per candidate. These checks are not pooled with confirmatory results. Crucially, the complete retained trace saved during reranking is the same record supplied as Rule-RAG evidence. No separate explanation-time retrieval occurred.</w:t>
       </w:r>
     </w:p>
     <w:p>
@@ -65,6 +65,11 @@
     <w:p>
       <w:r>
         <w:t>The recommendation evaluation contained 1,000 held-out cases, 200 per category, drawn from 734 underlying query outfits. Confidence intervals use 5,000 percentile bootstrap replicates clustered by query outfit. The task remains controlled same-category candidate-pool ranking, with held-out outfit co-occurrence as an offline relevance proxy.</w:t>
+      </w:r>
+    </w:p>
+    <w:p>
+      <w:r>
+        <w:t>\Needspace{18\baselineskip}</w:t>
       </w:r>
     </w:p>
     <w:tbl>
@@ -517,6 +522,14 @@
     </w:tbl>
     <w:p>
       <w:r>
+        <w:rPr>
+          <w:i/>
+        </w:rPr>
+        <w:t>Table 4.1. Micro-averaged recommendation effectiveness on 1,000 frozen test cases. Values are shown as percentages; unrounded estimates and confidence intervals remain in the released table.</w:t>
+      </w:r>
+    </w:p>
+    <w:p>
+      <w:r>
         <w:t>Fused CLIP was the strongest tested conventional retrieval pathway. Evidence reranking did not improve these aggregate relevance measures, so it must not be presented as an accuracy improvement. It did, however, change the top-ranked recommendation in 26.5% of cases, with mean top-five overlap of 3.859, mean top-one evidence-score gain of 0.1473, and mean pre-to-post rank shift of 0.566. One hundred and forty-eight of the 200 rules occurred in at least one locked trace. The symbolic component therefore materially participated in the decisions it later helped explain.</w:t>
       </w:r>
     </w:p>
@@ -607,7 +620,7 @@
     </w:p>
     <w:p>
       <w:r>
-        <w:t>Primary contrasts use 5,000 paired percentile bootstrap replicates clustered by underlying case, with Holm adjustment across four prespecified overall metrics. Table 4.2 presents Rule-RAG minus No-RAG. Positive values favour Rule-RAG except for UIFR, where lower is preferable.</w:t>
+        <w:t>Primary contrasts use 5,000 paired percentile bootstrap replicates clustered by underlying case [2], with Holm adjustment across four prespecified overall metrics [3]. Table 4.2 presents Rule-RAG minus No-RAG. Positive values favour Rule-RAG except for UIFR, where lower is preferable.</w:t>
       </w:r>
     </w:p>
     <w:p>
@@ -664,6 +677,11 @@
       </m:oMath>
       <w:r>
         <w:t>. The expression clarifies why three generator outputs for one case are not treated as three independent cases.</w:t>
+      </w:r>
+    </w:p>
+    <w:p>
+      <w:r>
+        <w:t>\Needspace{18\baselineskip}</w:t>
       </w:r>
     </w:p>
     <w:tbl>
@@ -942,7 +960,33 @@
     </w:tbl>
     <w:p>
       <w:r>
+        <w:rPr>
+          <w:i/>
+        </w:rPr>
+        <w:t>Table 4.2. Overall paired explanation contrasts (Rule-RAG minus No-RAG). Rate differences are percentage points; density remains in claims per 100 words.</w:t>
+      </w:r>
+    </w:p>
+    <w:p>
+      <w:r>
         <w:t>Rule-RAG substantially increased claims supported by both the exact trace and the wider final KB packet. The increase of 1.60 trace-supported claims per 100 words shows that the result is not merely an effect of output volume. For No-RAG, agreement with hidden B is post-hoc alignment; for Rule-RAG, support is evidence-grounded because B was available in the prompt.</w:t>
+      </w:r>
+    </w:p>
+    <w:p>
+      <w:r>
+        <w:t>Figure 4.1 visualises the four contrasts on their correct units, separating rate differences from claim density.</w:t>
+      </w:r>
+    </w:p>
+    <w:p>
+      <w:r>
+        <w:t>![](../artifacts/figures/final_explanation_paired_contrasts_corrected.png){width=95%}</w:t>
+      </w:r>
+    </w:p>
+    <w:p>
+      <w:r>
+        <w:rPr>
+          <w:i/>
+        </w:rPr>
+        <w:t>Figure 4.1. Paired explanation contrasts with 95% case-clustered bootstrap intervals.</w:t>
       </w:r>
     </w:p>
     <w:p>
@@ -978,66 +1022,7 @@
         <w:pStyle w:val="Heading2"/>
       </w:pPr>
       <w:r>
-        <w:t>4.8 Chapter summary</w:t>
-      </w:r>
-    </w:p>
-    <w:p>
-      <w:r>
-        <w:t>The final run establishes an auditable chain from reranking to explanation. The 200-rule KB changed a meaningful share of rankings without improving fused-CLIP relevance, and its exact five-rule trace was supplied unchanged to Rule-RAG. In complete-pair, case-clustered analysis, Rule-RAG produced substantially more trace-supported and full-KB-supported claims, as well as more trace-supported claims per one hundred words. The results do not establish general recommendation superiority, human preference, full-catalogue performance, or reduced UIFR. Chapter 5 interprets this bounded but robust grounding result alongside its limitations.</w:t>
-      </w:r>
-    </w:p>
-    <w:p>
-      <w:pPr>
-        <w:pStyle w:val="Heading2"/>
-      </w:pPr>
-      <w:r>
-        <w:t>4.9 Interpretation of recommendation effectiveness</w:t>
-      </w:r>
-    </w:p>
-    <w:p>
-      <w:r>
-        <w:t>The recommendation results are best read as a trade-off rather than a ranking win. Text-only MiniLM obtained the highest HR@1, whereas fused CLIP produced the best aggregate top-five, top-ten, NDCG, and reciprocal-rank values among the evaluated methods. This pattern is plausible in a controlled outfit-completion setting: a single exact hit at rank one and broader ranking quality are related but not identical properties. It also cautions against reducing the comparison to one preferred metric.</w:t>
-      </w:r>
-    </w:p>
-    <w:p>
-      <w:r>
-        <w:t>The evidence reranker preserved much of the fused model's ranking performance but was lower on every headline aggregate metric in Table 4.1. Its HR@10 was 22.5% rather than 23.1%, NDCG@10 was 11.4% rather than 12.2%, and MRR was 10.6% rather than 11.4%. The bootstrap intervals quantify uncertainty around each method, but this study was not designed as a non-inferiority trial with a predeclared equivalence margin. The correct conclusion is consequently not that the two systems are equivalent. It is that the final evidence does not demonstrate an accuracy advantage for reranking, while it does demonstrate that the rule component materially changes selected recommendations.</w:t>
-      </w:r>
-    </w:p>
-    <w:p>
-      <w:r>
-        <w:t>This distinction matters for the explanation study. A system can expose a more inspectable evidence record by weighting a symbolic score, yet that record may lead it away from the latent compatibility signal captured by the multimodal encoder. Conversely, a system can optimise an offline relevance proxy without retaining a human-readable account of why an item rose above alternatives. The present results do not resolve that design tension. They make it observable: conventional relevance and evidence traceability are separate evaluation objectives.</w:t>
-      </w:r>
-    </w:p>
-    <w:p>
-      <w:pPr>
-        <w:pStyle w:val="Heading2"/>
-      </w:pPr>
-      <w:r>
-        <w:t>4.10 Trace participation and coverage</w:t>
-      </w:r>
-    </w:p>
-    <w:p>
-      <w:r>
-        <w:t>The 148 rules observed in at least one locked trace indicate broad participation by the final KB. The remaining rules were not necessarily irrelevant or defective; they may have been inapplicable to the sampled cases, represented less common styling relations, or ranked below the five retained rules. Nevertheless, reporting coverage avoids a misleading picture in which a 200-rule resource appears fully exercised simply because it was available to retrieval.</w:t>
-      </w:r>
-    </w:p>
-    <w:p>
-      <w:r>
-        <w:t>The stored trace contains more than rule text. It preserves the rule identifiers, retrieval similarity, reliability weight, bonus, ordering, and weighted contribution used by the evidence score. This permits a direct audit of the chain from candidate scoring to the Rule-RAG prompt. The trace is therefore stronger than a post-hoc list of thematically relevant rules. It does not, however, capture every feature of the CLIP score, and it should not be described as a complete causal explanation of all neural computations. It is an exact account of the symbolic evidence component of the hybrid reranker.</w:t>
-      </w:r>
-    </w:p>
-    <w:p>
-      <w:r>
-        <w:t>This architectural boundary also clarifies why the trace and full-KB outcomes are both reported. Trace support is the stricter outcome: it ties a claim to rule evidence that contributed to the selected candidate's reranking. Full-KB support permits relevant rules in the record's larger candidate packet, including rules that did not appear among the selected five. The small difference between the support totals does not eliminate the conceptual distinction. A thesis claim about decision evidence should rely primarily on trace support, while full-KB support provides a broader knowledge-grounding view.</w:t>
-      </w:r>
-    </w:p>
-    <w:p>
-      <w:pPr>
-        <w:pStyle w:val="Heading2"/>
-      </w:pPr>
-      <w:r>
-        <w:t>4.11 Missingness and failure accounting</w:t>
+        <w:t>4.8 Missingness and failure accounting</w:t>
       </w:r>
     </w:p>
     <w:p>
@@ -1060,7 +1045,7 @@
         <w:pStyle w:val="Heading2"/>
       </w:pPr>
       <w:r>
-        <w:t>4.12 Statistical interpretation</w:t>
+        <w:t>4.9 Statistical checks</w:t>
       </w:r>
     </w:p>
     <w:p>
@@ -1083,76 +1068,7 @@
         <w:pStyle w:val="Heading2"/>
       </w:pPr>
       <w:r>
-        <w:t>4.13 Qualitative reading of the quantitative result</w:t>
-      </w:r>
-    </w:p>
-    <w:p>
-      <w:r>
-        <w:t>The quantitative contrast supports a recognisable qualitative mechanism. A No-RAG explanation can offer fluent advice about balance, formality, or coordination without having access to the rules that helped rerank the item. Such language may overlap with general fashion knowledge and occasionally agree with the hidden trace, but the agreement is post-hoc. A Rule-RAG explanation has access to the actual rule identifiers and texts, making it more likely to state a relation that the trace can support.</w:t>
-      </w:r>
-    </w:p>
-    <w:p>
-      <w:r>
-        <w:t>That mechanism does not licence indiscriminate copying of rules into prose. A rule can be conditional, generic, or only partly applicable to the catalogue record. The desirable explanation uses the rule as a bounded relational rationale and avoids turning a generic prescription into an asserted product fact. The final verification schema detects this distinction through the separate trace, full-KB, common-reference, and citation fields. It is precisely this source separation, rather than generic stylistic fluency, that makes the experiment auditable.</w:t>
-      </w:r>
-    </w:p>
-    <w:p>
-      <w:r>
-        <w:t>Canonical qualitative records are retained with their prompt packets, locked recommendation, trace, raw explanation, extracted claims, and verification fields. They should be used in the thesis to illustrate both a successful trace-grounded explanation and a failure mode such as an unentailed citation or an unsupported instance-level detail. They are explanatory examples, not extra evidence selected to replace the corpus-level statistics.</w:t>
-      </w:r>
-    </w:p>
-    <w:p>
-      <w:pPr>
-        <w:pStyle w:val="Heading2"/>
-      </w:pPr>
-      <w:r>
-        <w:t>4.14 Validity boundaries</w:t>
-      </w:r>
-    </w:p>
-    <w:p>
-      <w:r>
-        <w:t>Several boundaries govern the meaning of these findings. The rule base is curated and finite; it is not a complete representation of fashion expertise or verified product metadata. Candidate pools are sampled rather than catalogue-wide. Outfit co-occurrence supplies a useful held-out relevance signal, but it does not encode all legitimate combinations or personal preference. The five categories omit many product types and do not represent every cultural, seasonal, or commercial styling context.</w:t>
-      </w:r>
-    </w:p>
-    <w:p>
-      <w:r>
-        <w:t>The explanation analysis is restricted to recommendations for which an evidence trace was available. This is necessary for the trace intervention but prevents generalisation to cases where rule retrieval yields no usable evidence. Images were used by the retrieval model but were not converted into textual evidence. Consequently, a visually true colour, pattern, or silhouette claim may still be unsupported by the closed-world explanation packet. This conservative design protects provenance but limits the descriptive richness of a permissible explanation.</w:t>
-      </w:r>
-    </w:p>
-    <w:p>
-      <w:r>
-        <w:t>Finally, claim extraction and verification are automated. Qwen and Phi have distinct roles, which reduces direct same-model confirmation, but neither substitutes for a human annotation study. Bootstrap intervals reflect variation over cases, not uncertainty in the extractor or verifier. The results are therefore strongest as a reproducible systems comparison under a specified evaluator contract. They are not proof of universal factuality, user trust, or complete faithfulness to the neural portion of the ranker.</w:t>
-      </w:r>
-    </w:p>
-    <w:p>
-      <w:pPr>
-        <w:pStyle w:val="Heading2"/>
-      </w:pPr>
-      <w:r>
-        <w:t>4.15 Practical implications of the result</w:t>
-      </w:r>
-    </w:p>
-    <w:p>
-      <w:r>
-        <w:t>The findings suggest a practical design principle for evidence-aware recommenders. Evidence should be created as part of the decision process and carried forward as typed data, rather than retrieved only after a recommendation has been selected. In the present system, this means that a later explanation can name and use rules whose identifiers, contributions, and ordering are already known. The same pattern could support developer audit tools, user-facing source panels, or post-deployment monitoring without claiming that a natural-language response is self-verifying.</w:t>
-      </w:r>
-    </w:p>
-    <w:p>
-      <w:r>
-        <w:t>The result also argues for cautious language around catalogue properties. A styling rule can justify a relational recommendation, such as seeking compatible formality or colour coordination, but it cannot establish an unstated physical property of an item. Systems should distinguish product metadata, visual evidence, and generic style knowledge in their prompts and interfaces. Citation displays are useful when they allow a reader to inspect the underlying rule, but their value depends on preserving the claim--source relation rather than merely adding bracketed identifiers.</w:t>
-      </w:r>
-    </w:p>
-    <w:p>
-      <w:r>
-        <w:t>Finally, the findings show why evidence-grounding evaluation should be multi-objective. A deployment team could legitimately prioritise relevance, traceability, factual restraint, user satisfaction, latency, or coverage differently. The present experiment does not provide one scalar score that settles these choices. It supplies a reproducible way to reveal their separation: conventional retrieval effectiveness was strongest for fused CLIP, whereas trace-grounded explanation claims were strongest when the reranking trace was visible to the generator.</w:t>
-      </w:r>
-    </w:p>
-    <w:p>
-      <w:pPr>
-        <w:pStyle w:val="Heading2"/>
-      </w:pPr>
-      <w:r>
-        <w:t>4.16 Reproducibility and audit trail</w:t>
+        <w:t>4.10 Reproducibility and audit trail</w:t>
       </w:r>
     </w:p>
     <w:p>
@@ -1175,7 +1091,7 @@
         <w:t>ruff check .</w:t>
       </w:r>
       <w:r>
-        <w:t xml:space="preserve"> and 55 automated tests. These checks do not validate the substantive fashion rules or the models' semantic judgements, but they make record substitution, schema drift, and broken joins detectable.</w:t>
+        <w:t xml:space="preserve"> and 54 automated tests. These checks do not validate the substantive fashion rules or the models' semantic judgements, but they make record substitution, schema drift, and broken joins detectable.</w:t>
       </w:r>
     </w:p>
     <w:p>
@@ -1193,42 +1109,17 @@
         <w:pStyle w:val="Heading2"/>
       </w:pPr>
       <w:r>
-        <w:t>4.17 Results in relation to the experimental claim</w:t>
+        <w:t>4.11 Chapter summary</w:t>
       </w:r>
     </w:p>
     <w:p>
       <w:r>
-        <w:t>Taken together, the results support a specific systems claim. When the exact expert-rule trace that participated in reranking is passed to an explanation generator, the generated explanation contains more claims that the frozen verifier judges supported by that trace and by the corresponding full-KB packet. The effect is large in absolute terms, survives multiplicity adjustment, and is stable over the tested generators and target categories. The result is not based on a post-hoc retrieval set, a changed recommendation, or raw unpaired condition totals.</w:t>
+        <w:t>The recommendation experiment showed that fused CLIP was the strongest tested pathway overall, whereas evidence reranking was lower on every reported aggregate metric. The rule component nevertheless changed the top-ranked item in 26.5% of cases and produced an inspectable trace for the explanation experiment.</w:t>
       </w:r>
     </w:p>
     <w:p>
       <w:r>
-        <w:t>The claim is intentionally narrower than several tempting alternatives. It does not show that the rule base makes recommendation more accurate, that all Rule-RAG prose is correct, that cited rules always entail the surrounding text, or that users prefer these explanations. Nor does it establish a complete explanation of CLIP's latent reasoning. Instead, it establishes an auditable connection between a symbolic component of ranking and an explanation condition, with claim-level evidence of stronger grounding under the stated evaluator.</w:t>
-      </w:r>
-    </w:p>
-    <w:p>
-      <w:r>
-        <w:t>This narrowness is a strength for interpretation. The recommendation findings prevent an unsupported relevance claim; the UIFR result prevents an unsupported product-factuality claim; citation-entailment records prevent decorative source markers being counted as proof; and missingness reporting prevents terminal failures disappearing from the analysis. The remaining positive result is therefore less broad than a generic assertion that Rule-RAG is “better,” but it is more reproducible and more defensible.</w:t>
-      </w:r>
-    </w:p>
-    <w:p>
-      <w:r>
-        <w:t>The result is also practically interpretable. A 21-percentage-point support difference is not a small formatting effect around an already saturated outcome; it represents a substantial change in the share of assessed claims that can be tied to recorded rule evidence. The parallel full-KB result provides a useful cross-check: the effect is not created solely by a narrow trace label, but persists when the verifier considers the record's wider final KB packet. At the same time, the small gap between these outcomes should not be used to collapse them. The trace estimate remains the more direct test of alignment with evidence used in reranking.</w:t>
-      </w:r>
-    </w:p>
-    <w:p>
-      <w:r>
-        <w:t>The study's controls make a simpler alternative explanation less likely. Rule-RAG did not receive a different recommendation, a different query, or a newly retrieved set of rules. It received the stored decision trace for the recommendation that both conditions were required to explain. Generator-specific complete pairing then compared like with like, and case-clustered resampling acknowledged that the three generators share a case context. These choices do not remove every prompt effect, but they make the central evidence intervention unusually explicit and auditable.</w:t>
-      </w:r>
-    </w:p>
-    <w:p>
-      <w:r>
-        <w:t>The final conclusion should therefore be read as comparative rather than absolute. Within the frozen experiment, trace access changed the evidential character of generated explanations. Outside that boundary, performance may depend on rule coverage, catalogue metadata, candidate-pool composition, decoding behaviour, and the reliability of automated verification. The release package preserves enough detail for those dependencies to be examined rather than hidden behind a single headline metric.</w:t>
-      </w:r>
-    </w:p>
-    <w:p>
-      <w:r>
-        <w:t>This is the appropriate evidential standard for the thesis: a transparent, bounded systems result whose assumptions, failures, limitations, and reproducibility record remain available for independent scrutiny by future reviewers, examiners, and subsequent independent replication studies worldwide.</w:t>
+        <w:t>Under generator-specific complete pairing and case-clustered inference, Rule-RAG increased trace support by 21.02 percentage points, full-KB support by 21.40 points, and trace-supported claim density by 1.60 claims per 100 words. The UIFR comparison was inconclusive because only 53 pairs were eligible. These are source-specific automated-evaluation results, not evidence of human preference or universal factual correctness. Chapter 5 interprets their implications and limitations.</w:t>
       </w:r>
     </w:p>
     <w:p>
@@ -1264,7 +1155,7 @@
         <w:t>An Introduction to the Bootstrap</w:t>
       </w:r>
       <w:r>
-        <w:t>. New York: Chapman &amp; Hall/CRC.</w:t>
+        <w:t>. New York: Chapman &amp; Hall/CRC. https://doi.org/10.1007/978-1-4899-4541-9.</w:t>
       </w:r>
     </w:p>
     <w:p>
@@ -1278,7 +1169,7 @@
         <w:t>Scandinavian Journal of Statistics</w:t>
       </w:r>
       <w:r>
-        <w:t>, 6(2), pp. 65–70.</w:t>
+        <w:t>, 6(2), pp. 65–70. https://doi.org/10.2307/4615733.</w:t>
       </w:r>
     </w:p>
     <w:p>
